--- a/Product_Output/SPC_R_Template.docx
+++ b/Product_Output/SPC_R_Template.docx
@@ -4,11 +4,20 @@
   <w:body>
     <w:p>
       <w:pPr>
-        <w:pStyle w:val="Heading1"/>
+        <w:pStyle w:val="Heading3"/>
+        <w:numPr>
+          <w:ilvl w:val="0"/>
+          <w:numId w:val="7"/>
+        </w:numPr>
         <w:rPr>
           <w:rFonts w:ascii="Mukta Malar Light" w:hAnsi="Mukta Malar Light"/>
         </w:rPr>
       </w:pPr>
+      <w:proofErr w:type="spellStart"/>
+      <w:r>
+        <w:t>sdfsdfsdfsdf</w:t>
+      </w:r>
+      <w:proofErr w:type="spellEnd"/>
       <w:r>
         <w:br w:type="page"/>
       </w:r>
@@ -46,7 +55,6 @@
       <w:footerReference w:type="even" r:id="rId10"/>
       <w:footerReference w:type="default" r:id="rId11"/>
       <w:headerReference w:type="first" r:id="rId12"/>
-      <w:footerReference w:type="first" r:id="rId13"/>
       <w:pgSz w:w="11906" w:h="16838" w:code="9"/>
       <w:pgMar w:top="1440" w:right="1800" w:bottom="1440" w:left="1800" w:header="720" w:footer="720" w:gutter="0"/>
       <w:pgBorders w:offsetFrom="page">
@@ -201,16 +209,6 @@
 </w:ftr>
 </file>
 
-<file path=word/footer3.xml><?xml version="1.0" encoding="utf-8"?>
-<w:ftr xmlns:wpc="http://schemas.microsoft.com/office/word/2010/wordprocessingCanvas" xmlns:cx="http://schemas.microsoft.com/office/drawing/2014/chartex" xmlns:cx1="http://schemas.microsoft.com/office/drawing/2015/9/8/chartex" xmlns:cx2="http://schemas.microsoft.com/office/drawing/2015/10/21/chartex" xmlns:cx3="http://schemas.microsoft.com/office/drawing/2016/5/9/chartex" xmlns:cx4="http://schemas.microsoft.com/office/drawing/2016/5/10/chartex" xmlns:cx5="http://schemas.microsoft.com/office/drawing/2016/5/11/chartex" xmlns:cx6="http://schemas.microsoft.com/office/drawing/2016/5/12/chartex" xmlns:cx7="http://schemas.microsoft.com/office/drawing/2016/5/13/chartex" xmlns:cx8="http://schemas.microsoft.com/office/drawing/2016/5/14/chartex" xmlns:mc="http://schemas.openxmlformats.org/markup-compatibility/2006" xmlns:aink="http://schemas.microsoft.com/office/drawing/2016/ink" xmlns:am3d="http://schemas.microsoft.com/office/drawing/2017/model3d" xmlns:o="urn:schemas-microsoft-com:office:office" xmlns:oel="http://schemas.microsoft.com/office/2019/extlst" xmlns:r="http://schemas.openxmlformats.org/officeDocument/2006/relationships" xmlns:m="http://schemas.openxmlformats.org/officeDocument/2006/math" xmlns:v="urn:schemas-microsoft-com:vml" xmlns:wp14="http://schemas.microsoft.com/office/word/2010/wordprocessingDrawing" xmlns:wp="http://schemas.openxmlformats.org/drawingml/2006/wordprocessingDrawing" xmlns:w10="urn:schemas-microsoft-com:office:word" xmlns:w="http://schemas.openxmlformats.org/wordprocessingml/2006/main" xmlns:w14="http://schemas.microsoft.com/office/word/2010/wordml" xmlns:w15="http://schemas.microsoft.com/office/word/2012/wordml" xmlns:w16cex="http://schemas.microsoft.com/office/word/2018/wordml/cex" xmlns:w16cid="http://schemas.microsoft.com/office/word/2016/wordml/cid" xmlns:w16="http://schemas.microsoft.com/office/word/2018/wordml" xmlns:w16du="http://schemas.microsoft.com/office/word/2023/wordml/word16du" xmlns:w16sdtdh="http://schemas.microsoft.com/office/word/2020/wordml/sdtdatahash" xmlns:w16se="http://schemas.microsoft.com/office/word/2015/wordml/symex" xmlns:wpg="http://schemas.microsoft.com/office/word/2010/wordprocessingGroup" xmlns:wpi="http://schemas.microsoft.com/office/word/2010/wordprocessingInk" xmlns:wne="http://schemas.microsoft.com/office/word/2006/wordml" xmlns:wps="http://schemas.microsoft.com/office/word/2010/wordprocessingShape" mc:Ignorable="w14 w15 w16se w16cid w16 w16cex w16sdtdh w16du wp14">
-  <w:p>
-    <w:pPr>
-      <w:pStyle w:val="Footer"/>
-    </w:pPr>
-  </w:p>
-</w:ftr>
-</file>
-
 <file path=word/footnotes.xml><?xml version="1.0" encoding="utf-8"?>
 <w:footnotes xmlns:wpc="http://schemas.microsoft.com/office/word/2010/wordprocessingCanvas" xmlns:cx="http://schemas.microsoft.com/office/drawing/2014/chartex" xmlns:cx1="http://schemas.microsoft.com/office/drawing/2015/9/8/chartex" xmlns:cx2="http://schemas.microsoft.com/office/drawing/2015/10/21/chartex" xmlns:cx3="http://schemas.microsoft.com/office/drawing/2016/5/9/chartex" xmlns:cx4="http://schemas.microsoft.com/office/drawing/2016/5/10/chartex" xmlns:cx5="http://schemas.microsoft.com/office/drawing/2016/5/11/chartex" xmlns:cx6="http://schemas.microsoft.com/office/drawing/2016/5/12/chartex" xmlns:cx7="http://schemas.microsoft.com/office/drawing/2016/5/13/chartex" xmlns:cx8="http://schemas.microsoft.com/office/drawing/2016/5/14/chartex" xmlns:mc="http://schemas.openxmlformats.org/markup-compatibility/2006" xmlns:aink="http://schemas.microsoft.com/office/drawing/2016/ink" xmlns:am3d="http://schemas.microsoft.com/office/drawing/2017/model3d" xmlns:o="urn:schemas-microsoft-com:office:office" xmlns:oel="http://schemas.microsoft.com/office/2019/extlst" xmlns:r="http://schemas.openxmlformats.org/officeDocument/2006/relationships" xmlns:m="http://schemas.openxmlformats.org/officeDocument/2006/math" xmlns:v="urn:schemas-microsoft-com:vml" xmlns:wp14="http://schemas.microsoft.com/office/word/2010/wordprocessingDrawing" xmlns:wp="http://schemas.openxmlformats.org/drawingml/2006/wordprocessingDrawing" xmlns:w10="urn:schemas-microsoft-com:office:word" xmlns:w="http://schemas.openxmlformats.org/wordprocessingml/2006/main" xmlns:w14="http://schemas.microsoft.com/office/word/2010/wordml" xmlns:w15="http://schemas.microsoft.com/office/word/2012/wordml" xmlns:w16cex="http://schemas.microsoft.com/office/word/2018/wordml/cex" xmlns:w16cid="http://schemas.microsoft.com/office/word/2016/wordml/cid" xmlns:w16="http://schemas.microsoft.com/office/word/2018/wordml" xmlns:w16du="http://schemas.microsoft.com/office/word/2023/wordml/word16du" xmlns:w16sdtdh="http://schemas.microsoft.com/office/word/2020/wordml/sdtdatahash" xmlns:w16se="http://schemas.microsoft.com/office/word/2015/wordml/symex" xmlns:wpg="http://schemas.microsoft.com/office/word/2010/wordprocessingGroup" xmlns:wpi="http://schemas.microsoft.com/office/word/2010/wordprocessingInk" xmlns:wne="http://schemas.microsoft.com/office/word/2006/wordml" xmlns:wps="http://schemas.microsoft.com/office/word/2010/wordprocessingShape" mc:Ignorable="w14 w15 w16se w16cid w16 w16cex w16sdtdh w16du wp14">
   <w:footnote w:type="separator" w:id="-1">
@@ -245,13 +243,119 @@
         <w:noProof/>
       </w:rPr>
       <w:drawing>
-        <wp:anchor distT="0" distB="0" distL="114300" distR="114300" simplePos="0" relativeHeight="251657216" behindDoc="0" locked="0" layoutInCell="1" allowOverlap="1" wp14:anchorId="1B71EE69" wp14:editId="52B822B2">
+        <wp:anchor distT="0" distB="0" distL="114300" distR="114300" simplePos="0" relativeHeight="251659776" behindDoc="0" locked="0" layoutInCell="1" allowOverlap="1" wp14:anchorId="785E2F50" wp14:editId="629CEE51">
           <wp:simplePos x="0" y="0"/>
           <wp:positionH relativeFrom="column">
-            <wp:posOffset>-1123950</wp:posOffset>
+            <wp:posOffset>-1371600</wp:posOffset>
           </wp:positionH>
           <wp:positionV relativeFrom="paragraph">
-            <wp:posOffset>-457200</wp:posOffset>
+            <wp:posOffset>-451116</wp:posOffset>
+          </wp:positionV>
+          <wp:extent cx="7788275" cy="266700"/>
+          <wp:effectExtent l="0" t="0" r="0" b="0"/>
+          <wp:wrapNone/>
+          <wp:docPr id="1569086092" name="Picture 1569086092"/>
+          <wp:cNvGraphicFramePr>
+            <a:graphicFrameLocks xmlns:a="http://schemas.openxmlformats.org/drawingml/2006/main" noChangeAspect="1"/>
+          </wp:cNvGraphicFramePr>
+          <a:graphic xmlns:a="http://schemas.openxmlformats.org/drawingml/2006/main">
+            <a:graphicData uri="http://schemas.openxmlformats.org/drawingml/2006/picture">
+              <pic:pic xmlns:pic="http://schemas.openxmlformats.org/drawingml/2006/picture">
+                <pic:nvPicPr>
+                  <pic:cNvPr id="4" name="Picture 4"/>
+                  <pic:cNvPicPr/>
+                </pic:nvPicPr>
+                <pic:blipFill>
+                  <a:blip r:embed="rId1">
+                    <a:extLst>
+                      <a:ext uri="{28A0092B-C50C-407E-A947-70E740481C1C}">
+                        <a14:useLocalDpi xmlns:a14="http://schemas.microsoft.com/office/drawing/2010/main" val="0"/>
+                      </a:ext>
+                    </a:extLst>
+                  </a:blip>
+                  <a:stretch>
+                    <a:fillRect/>
+                  </a:stretch>
+                </pic:blipFill>
+                <pic:spPr>
+                  <a:xfrm rot="10800000">
+                    <a:off x="0" y="0"/>
+                    <a:ext cx="7788275" cy="266700"/>
+                  </a:xfrm>
+                  <a:prstGeom prst="rect">
+                    <a:avLst/>
+                  </a:prstGeom>
+                </pic:spPr>
+              </pic:pic>
+            </a:graphicData>
+          </a:graphic>
+          <wp14:sizeRelH relativeFrom="page">
+            <wp14:pctWidth>0</wp14:pctWidth>
+          </wp14:sizeRelH>
+          <wp14:sizeRelV relativeFrom="page">
+            <wp14:pctHeight>0</wp14:pctHeight>
+          </wp14:sizeRelV>
+        </wp:anchor>
+      </w:drawing>
+    </w:r>
+    <w:sdt>
+      <w:sdtPr>
+        <w:rPr>
+          <w:color w:val="A6A6A6" w:themeColor="background1" w:themeShade="A6"/>
+        </w:rPr>
+        <w:alias w:val="Title"/>
+        <w:tag w:val=""/>
+        <w:id w:val="454683203"/>
+        <w:placeholder>
+          <w:docPart w:val="246EC56E8EF34030B9E7BB0FFC7B24F5"/>
+        </w:placeholder>
+        <w:showingPlcHdr/>
+        <w:dataBinding w:prefixMappings="xmlns:ns0='http://purl.org/dc/elements/1.1/' xmlns:ns1='http://schemas.openxmlformats.org/package/2006/metadata/core-properties' " w:xpath="/ns1:coreProperties[1]/ns0:title[1]" w:storeItemID="{6C3C8BC8-F283-45AE-878A-BAB7291924A1}"/>
+        <w:text/>
+      </w:sdtPr>
+      <w:sdtContent>
+        <w:r>
+          <w:rPr>
+            <w:rStyle w:val="PlaceholderText"/>
+            <w:i/>
+            <w:iCs/>
+            <w:sz w:val="20"/>
+            <w:szCs w:val="22"/>
+          </w:rPr>
+          <w:t>[Title]</w:t>
+        </w:r>
+      </w:sdtContent>
+    </w:sdt>
+  </w:p>
+  <w:p>
+    <w:pPr>
+      <w:pStyle w:val="Header"/>
+    </w:pPr>
+  </w:p>
+</w:hdr>
+</file>
+
+<file path=word/header2.xml><?xml version="1.0" encoding="utf-8"?>
+<w:hdr xmlns:wpc="http://schemas.microsoft.com/office/word/2010/wordprocessingCanvas" xmlns:cx="http://schemas.microsoft.com/office/drawing/2014/chartex" xmlns:cx1="http://schemas.microsoft.com/office/drawing/2015/9/8/chartex" xmlns:cx2="http://schemas.microsoft.com/office/drawing/2015/10/21/chartex" xmlns:cx3="http://schemas.microsoft.com/office/drawing/2016/5/9/chartex" xmlns:cx4="http://schemas.microsoft.com/office/drawing/2016/5/10/chartex" xmlns:cx5="http://schemas.microsoft.com/office/drawing/2016/5/11/chartex" xmlns:cx6="http://schemas.microsoft.com/office/drawing/2016/5/12/chartex" xmlns:cx7="http://schemas.microsoft.com/office/drawing/2016/5/13/chartex" xmlns:cx8="http://schemas.microsoft.com/office/drawing/2016/5/14/chartex" xmlns:mc="http://schemas.openxmlformats.org/markup-compatibility/2006" xmlns:aink="http://schemas.microsoft.com/office/drawing/2016/ink" xmlns:am3d="http://schemas.microsoft.com/office/drawing/2017/model3d" xmlns:o="urn:schemas-microsoft-com:office:office" xmlns:oel="http://schemas.microsoft.com/office/2019/extlst" xmlns:r="http://schemas.openxmlformats.org/officeDocument/2006/relationships" xmlns:m="http://schemas.openxmlformats.org/officeDocument/2006/math" xmlns:v="urn:schemas-microsoft-com:vml" xmlns:wp14="http://schemas.microsoft.com/office/word/2010/wordprocessingDrawing" xmlns:wp="http://schemas.openxmlformats.org/drawingml/2006/wordprocessingDrawing" xmlns:w10="urn:schemas-microsoft-com:office:word" xmlns:w="http://schemas.openxmlformats.org/wordprocessingml/2006/main" xmlns:w14="http://schemas.microsoft.com/office/word/2010/wordml" xmlns:w15="http://schemas.microsoft.com/office/word/2012/wordml" xmlns:w16cex="http://schemas.microsoft.com/office/word/2018/wordml/cex" xmlns:w16cid="http://schemas.microsoft.com/office/word/2016/wordml/cid" xmlns:w16="http://schemas.microsoft.com/office/word/2018/wordml" xmlns:w16du="http://schemas.microsoft.com/office/word/2023/wordml/word16du" xmlns:w16sdtdh="http://schemas.microsoft.com/office/word/2020/wordml/sdtdatahash" xmlns:w16se="http://schemas.microsoft.com/office/word/2015/wordml/symex" xmlns:wpg="http://schemas.microsoft.com/office/word/2010/wordprocessingGroup" xmlns:wpi="http://schemas.microsoft.com/office/word/2010/wordprocessingInk" xmlns:wne="http://schemas.microsoft.com/office/word/2006/wordml" xmlns:wps="http://schemas.microsoft.com/office/word/2010/wordprocessingShape" mc:Ignorable="w14 w15 w16se w16cid w16 w16cex w16sdtdh w16du wp14">
+  <w:p>
+    <w:pPr>
+      <w:pStyle w:val="Header"/>
+      <w:rPr>
+        <w:color w:val="A6A6A6" w:themeColor="background1" w:themeShade="A6"/>
+      </w:rPr>
+    </w:pPr>
+    <w:r>
+      <w:rPr>
+        <w:noProof/>
+      </w:rPr>
+      <w:drawing>
+        <wp:anchor distT="0" distB="0" distL="114300" distR="114300" simplePos="0" relativeHeight="251657216" behindDoc="0" locked="0" layoutInCell="1" allowOverlap="1" wp14:anchorId="1B71EE69" wp14:editId="238A7C74">
+          <wp:simplePos x="0" y="0"/>
+          <wp:positionH relativeFrom="column">
+            <wp:posOffset>-1144270</wp:posOffset>
+          </wp:positionH>
+          <wp:positionV relativeFrom="paragraph">
+            <wp:posOffset>-456713</wp:posOffset>
           </wp:positionV>
           <wp:extent cx="7788275" cy="266700"/>
           <wp:effectExtent l="0" t="0" r="0" b="0"/>
@@ -307,52 +411,6 @@
         </w:rPr>
         <w:alias w:val="Title"/>
         <w:tag w:val=""/>
-        <w:id w:val="454683203"/>
-        <w:placeholder>
-          <w:docPart w:val="246EC56E8EF34030B9E7BB0FFC7B24F5"/>
-        </w:placeholder>
-        <w:showingPlcHdr/>
-        <w:dataBinding w:prefixMappings="xmlns:ns0='http://purl.org/dc/elements/1.1/' xmlns:ns1='http://schemas.openxmlformats.org/package/2006/metadata/core-properties' " w:xpath="/ns1:coreProperties[1]/ns0:title[1]" w:storeItemID="{6C3C8BC8-F283-45AE-878A-BAB7291924A1}"/>
-        <w:text/>
-      </w:sdtPr>
-      <w:sdtContent>
-        <w:r>
-          <w:rPr>
-            <w:rStyle w:val="PlaceholderText"/>
-            <w:i/>
-            <w:iCs/>
-            <w:sz w:val="20"/>
-            <w:szCs w:val="22"/>
-          </w:rPr>
-          <w:t>[Title]</w:t>
-        </w:r>
-      </w:sdtContent>
-    </w:sdt>
-  </w:p>
-  <w:p>
-    <w:pPr>
-      <w:pStyle w:val="Header"/>
-    </w:pPr>
-  </w:p>
-</w:hdr>
-</file>
-
-<file path=word/header2.xml><?xml version="1.0" encoding="utf-8"?>
-<w:hdr xmlns:wpc="http://schemas.microsoft.com/office/word/2010/wordprocessingCanvas" xmlns:cx="http://schemas.microsoft.com/office/drawing/2014/chartex" xmlns:cx1="http://schemas.microsoft.com/office/drawing/2015/9/8/chartex" xmlns:cx2="http://schemas.microsoft.com/office/drawing/2015/10/21/chartex" xmlns:cx3="http://schemas.microsoft.com/office/drawing/2016/5/9/chartex" xmlns:cx4="http://schemas.microsoft.com/office/drawing/2016/5/10/chartex" xmlns:cx5="http://schemas.microsoft.com/office/drawing/2016/5/11/chartex" xmlns:cx6="http://schemas.microsoft.com/office/drawing/2016/5/12/chartex" xmlns:cx7="http://schemas.microsoft.com/office/drawing/2016/5/13/chartex" xmlns:cx8="http://schemas.microsoft.com/office/drawing/2016/5/14/chartex" xmlns:mc="http://schemas.openxmlformats.org/markup-compatibility/2006" xmlns:aink="http://schemas.microsoft.com/office/drawing/2016/ink" xmlns:am3d="http://schemas.microsoft.com/office/drawing/2017/model3d" xmlns:o="urn:schemas-microsoft-com:office:office" xmlns:oel="http://schemas.microsoft.com/office/2019/extlst" xmlns:r="http://schemas.openxmlformats.org/officeDocument/2006/relationships" xmlns:m="http://schemas.openxmlformats.org/officeDocument/2006/math" xmlns:v="urn:schemas-microsoft-com:vml" xmlns:wp14="http://schemas.microsoft.com/office/word/2010/wordprocessingDrawing" xmlns:wp="http://schemas.openxmlformats.org/drawingml/2006/wordprocessingDrawing" xmlns:w10="urn:schemas-microsoft-com:office:word" xmlns:w="http://schemas.openxmlformats.org/wordprocessingml/2006/main" xmlns:w14="http://schemas.microsoft.com/office/word/2010/wordml" xmlns:w15="http://schemas.microsoft.com/office/word/2012/wordml" xmlns:w16cex="http://schemas.microsoft.com/office/word/2018/wordml/cex" xmlns:w16cid="http://schemas.microsoft.com/office/word/2016/wordml/cid" xmlns:w16="http://schemas.microsoft.com/office/word/2018/wordml" xmlns:w16du="http://schemas.microsoft.com/office/word/2023/wordml/word16du" xmlns:w16sdtdh="http://schemas.microsoft.com/office/word/2020/wordml/sdtdatahash" xmlns:w16se="http://schemas.microsoft.com/office/word/2015/wordml/symex" xmlns:wpg="http://schemas.microsoft.com/office/word/2010/wordprocessingGroup" xmlns:wpi="http://schemas.microsoft.com/office/word/2010/wordprocessingInk" xmlns:wne="http://schemas.microsoft.com/office/word/2006/wordml" xmlns:wps="http://schemas.microsoft.com/office/word/2010/wordprocessingShape" mc:Ignorable="w14 w15 w16se w16cid w16 w16cex w16sdtdh w16du wp14">
-  <w:p>
-    <w:pPr>
-      <w:pStyle w:val="Header"/>
-      <w:rPr>
-        <w:color w:val="A6A6A6" w:themeColor="background1" w:themeShade="A6"/>
-      </w:rPr>
-    </w:pPr>
-    <w:sdt>
-      <w:sdtPr>
-        <w:rPr>
-          <w:color w:val="A6A6A6" w:themeColor="background1" w:themeShade="A6"/>
-        </w:rPr>
-        <w:alias w:val="Title"/>
-        <w:tag w:val=""/>
         <w:id w:val="-333375313"/>
         <w:placeholder>
           <w:docPart w:val="EF68C8CD31FC4B09987C816547DD395E"/>
@@ -379,66 +437,6 @@
         <w:noProof/>
       </w:rPr>
       <w:t xml:space="preserve"> </w:t>
-    </w:r>
-    <w:r>
-      <w:rPr>
-        <w:noProof/>
-      </w:rPr>
-      <w:drawing>
-        <wp:anchor distT="0" distB="0" distL="114300" distR="114300" simplePos="0" relativeHeight="251659264" behindDoc="0" locked="0" layoutInCell="1" allowOverlap="1" wp14:anchorId="2FFC31E3" wp14:editId="639A1CFD">
-          <wp:simplePos x="0" y="0"/>
-          <wp:positionH relativeFrom="column">
-            <wp:posOffset>-1142431</wp:posOffset>
-          </wp:positionH>
-          <wp:positionV relativeFrom="paragraph">
-            <wp:posOffset>-444755</wp:posOffset>
-          </wp:positionV>
-          <wp:extent cx="8703572" cy="249382"/>
-          <wp:effectExtent l="0" t="0" r="0" b="0"/>
-          <wp:wrapNone/>
-          <wp:docPr id="317278923" name="Picture 317278923"/>
-          <wp:cNvGraphicFramePr>
-            <a:graphicFrameLocks xmlns:a="http://schemas.openxmlformats.org/drawingml/2006/main" noChangeAspect="1"/>
-          </wp:cNvGraphicFramePr>
-          <a:graphic xmlns:a="http://schemas.openxmlformats.org/drawingml/2006/main">
-            <a:graphicData uri="http://schemas.openxmlformats.org/drawingml/2006/picture">
-              <pic:pic xmlns:pic="http://schemas.openxmlformats.org/drawingml/2006/picture">
-                <pic:nvPicPr>
-                  <pic:cNvPr id="4" name="Picture 4"/>
-                  <pic:cNvPicPr/>
-                </pic:nvPicPr>
-                <pic:blipFill>
-                  <a:blip r:embed="rId1">
-                    <a:extLst>
-                      <a:ext uri="{28A0092B-C50C-407E-A947-70E740481C1C}">
-                        <a14:useLocalDpi xmlns:a14="http://schemas.microsoft.com/office/drawing/2010/main" val="0"/>
-                      </a:ext>
-                    </a:extLst>
-                  </a:blip>
-                  <a:stretch>
-                    <a:fillRect/>
-                  </a:stretch>
-                </pic:blipFill>
-                <pic:spPr>
-                  <a:xfrm rot="10800000" flipV="1">
-                    <a:off x="0" y="0"/>
-                    <a:ext cx="8703572" cy="249382"/>
-                  </a:xfrm>
-                  <a:prstGeom prst="rect">
-                    <a:avLst/>
-                  </a:prstGeom>
-                </pic:spPr>
-              </pic:pic>
-            </a:graphicData>
-          </a:graphic>
-          <wp14:sizeRelH relativeFrom="page">
-            <wp14:pctWidth>0</wp14:pctWidth>
-          </wp14:sizeRelH>
-          <wp14:sizeRelV relativeFrom="page">
-            <wp14:pctHeight>0</wp14:pctHeight>
-          </wp14:sizeRelV>
-        </wp:anchor>
-      </w:drawing>
     </w:r>
   </w:p>
 </w:hdr>
@@ -604,9 +602,95 @@
   </w:abstractNum>
   <w:abstractNum w:abstractNumId="1" w15:restartNumberingAfterBreak="0">
     <w:nsid w:val="14BD5A3D"/>
+    <w:multiLevelType w:val="multilevel"/>
+    <w:tmpl w:val="0C09001F"/>
+    <w:lvl w:ilvl="0">
+      <w:start w:val="1"/>
+      <w:numFmt w:val="decimal"/>
+      <w:lvlText w:val="%1."/>
+      <w:lvlJc w:val="left"/>
+      <w:pPr>
+        <w:ind w:left="360" w:hanging="360"/>
+      </w:pPr>
+    </w:lvl>
+    <w:lvl w:ilvl="1">
+      <w:start w:val="1"/>
+      <w:numFmt w:val="decimal"/>
+      <w:lvlText w:val="%1.%2."/>
+      <w:lvlJc w:val="left"/>
+      <w:pPr>
+        <w:ind w:left="792" w:hanging="432"/>
+      </w:pPr>
+    </w:lvl>
+    <w:lvl w:ilvl="2">
+      <w:start w:val="1"/>
+      <w:numFmt w:val="decimal"/>
+      <w:lvlText w:val="%1.%2.%3."/>
+      <w:lvlJc w:val="left"/>
+      <w:pPr>
+        <w:ind w:left="1224" w:hanging="504"/>
+      </w:pPr>
+    </w:lvl>
+    <w:lvl w:ilvl="3">
+      <w:start w:val="1"/>
+      <w:numFmt w:val="decimal"/>
+      <w:lvlText w:val="%1.%2.%3.%4."/>
+      <w:lvlJc w:val="left"/>
+      <w:pPr>
+        <w:ind w:left="1728" w:hanging="648"/>
+      </w:pPr>
+    </w:lvl>
+    <w:lvl w:ilvl="4">
+      <w:start w:val="1"/>
+      <w:numFmt w:val="decimal"/>
+      <w:lvlText w:val="%1.%2.%3.%4.%5."/>
+      <w:lvlJc w:val="left"/>
+      <w:pPr>
+        <w:ind w:left="2232" w:hanging="792"/>
+      </w:pPr>
+    </w:lvl>
+    <w:lvl w:ilvl="5">
+      <w:start w:val="1"/>
+      <w:numFmt w:val="decimal"/>
+      <w:lvlText w:val="%1.%2.%3.%4.%5.%6."/>
+      <w:lvlJc w:val="left"/>
+      <w:pPr>
+        <w:ind w:left="2736" w:hanging="936"/>
+      </w:pPr>
+    </w:lvl>
+    <w:lvl w:ilvl="6">
+      <w:start w:val="1"/>
+      <w:numFmt w:val="decimal"/>
+      <w:lvlText w:val="%1.%2.%3.%4.%5.%6.%7."/>
+      <w:lvlJc w:val="left"/>
+      <w:pPr>
+        <w:ind w:left="3240" w:hanging="1080"/>
+      </w:pPr>
+    </w:lvl>
+    <w:lvl w:ilvl="7">
+      <w:start w:val="1"/>
+      <w:numFmt w:val="decimal"/>
+      <w:lvlText w:val="%1.%2.%3.%4.%5.%6.%7.%8."/>
+      <w:lvlJc w:val="left"/>
+      <w:pPr>
+        <w:ind w:left="3744" w:hanging="1224"/>
+      </w:pPr>
+    </w:lvl>
+    <w:lvl w:ilvl="8">
+      <w:start w:val="1"/>
+      <w:numFmt w:val="decimal"/>
+      <w:lvlText w:val="%1.%2.%3.%4.%5.%6.%7.%8.%9."/>
+      <w:lvlJc w:val="left"/>
+      <w:pPr>
+        <w:ind w:left="4320" w:hanging="1440"/>
+      </w:pPr>
+    </w:lvl>
+  </w:abstractNum>
+  <w:abstractNum w:abstractNumId="2" w15:restartNumberingAfterBreak="0">
+    <w:nsid w:val="19365741"/>
     <w:multiLevelType w:val="hybridMultilevel"/>
-    <w:tmpl w:val="498AA9CE"/>
-    <w:lvl w:ilvl="0" w:tplc="4524D888">
+    <w:tmpl w:val="36E45372"/>
+    <w:lvl w:ilvl="0" w:tplc="31169C08">
       <w:start w:val="1"/>
       <w:numFmt w:val="decimal"/>
       <w:pStyle w:val="Heading1"/>
@@ -689,7 +773,7 @@
       </w:pPr>
     </w:lvl>
   </w:abstractNum>
-  <w:abstractNum w:abstractNumId="2" w15:restartNumberingAfterBreak="0">
+  <w:abstractNum w:abstractNumId="3" w15:restartNumberingAfterBreak="0">
     <w:nsid w:val="2C1AE401"/>
     <w:multiLevelType w:val="multilevel"/>
     <w:tmpl w:val="A8E29AC2"/>
@@ -793,14 +877,464 @@
       </w:pPr>
     </w:lvl>
   </w:abstractNum>
+  <w:abstractNum w:abstractNumId="4" w15:restartNumberingAfterBreak="0">
+    <w:nsid w:val="39890DBA"/>
+    <w:multiLevelType w:val="hybridMultilevel"/>
+    <w:tmpl w:val="9C68E5B2"/>
+    <w:lvl w:ilvl="0" w:tplc="A9E2BE02">
+      <w:start w:val="1"/>
+      <w:numFmt w:val="decimal"/>
+      <w:pStyle w:val="Heading3"/>
+      <w:lvlText w:val="%1."/>
+      <w:lvlJc w:val="left"/>
+      <w:pPr>
+        <w:ind w:left="720" w:hanging="360"/>
+      </w:pPr>
+    </w:lvl>
+    <w:lvl w:ilvl="1" w:tplc="0C090019" w:tentative="1">
+      <w:start w:val="1"/>
+      <w:numFmt w:val="lowerLetter"/>
+      <w:lvlText w:val="%2."/>
+      <w:lvlJc w:val="left"/>
+      <w:pPr>
+        <w:ind w:left="1440" w:hanging="360"/>
+      </w:pPr>
+    </w:lvl>
+    <w:lvl w:ilvl="2" w:tplc="0C09001B" w:tentative="1">
+      <w:start w:val="1"/>
+      <w:numFmt w:val="lowerRoman"/>
+      <w:lvlText w:val="%3."/>
+      <w:lvlJc w:val="right"/>
+      <w:pPr>
+        <w:ind w:left="2160" w:hanging="180"/>
+      </w:pPr>
+    </w:lvl>
+    <w:lvl w:ilvl="3" w:tplc="0C09000F" w:tentative="1">
+      <w:start w:val="1"/>
+      <w:numFmt w:val="decimal"/>
+      <w:lvlText w:val="%4."/>
+      <w:lvlJc w:val="left"/>
+      <w:pPr>
+        <w:ind w:left="2880" w:hanging="360"/>
+      </w:pPr>
+    </w:lvl>
+    <w:lvl w:ilvl="4" w:tplc="0C090019" w:tentative="1">
+      <w:start w:val="1"/>
+      <w:numFmt w:val="lowerLetter"/>
+      <w:lvlText w:val="%5."/>
+      <w:lvlJc w:val="left"/>
+      <w:pPr>
+        <w:ind w:left="3600" w:hanging="360"/>
+      </w:pPr>
+    </w:lvl>
+    <w:lvl w:ilvl="5" w:tplc="0C09001B" w:tentative="1">
+      <w:start w:val="1"/>
+      <w:numFmt w:val="lowerRoman"/>
+      <w:lvlText w:val="%6."/>
+      <w:lvlJc w:val="right"/>
+      <w:pPr>
+        <w:ind w:left="4320" w:hanging="180"/>
+      </w:pPr>
+    </w:lvl>
+    <w:lvl w:ilvl="6" w:tplc="0C09000F" w:tentative="1">
+      <w:start w:val="1"/>
+      <w:numFmt w:val="decimal"/>
+      <w:lvlText w:val="%7."/>
+      <w:lvlJc w:val="left"/>
+      <w:pPr>
+        <w:ind w:left="5040" w:hanging="360"/>
+      </w:pPr>
+    </w:lvl>
+    <w:lvl w:ilvl="7" w:tplc="0C090019" w:tentative="1">
+      <w:start w:val="1"/>
+      <w:numFmt w:val="lowerLetter"/>
+      <w:lvlText w:val="%8."/>
+      <w:lvlJc w:val="left"/>
+      <w:pPr>
+        <w:ind w:left="5760" w:hanging="360"/>
+      </w:pPr>
+    </w:lvl>
+    <w:lvl w:ilvl="8" w:tplc="0C09001B" w:tentative="1">
+      <w:start w:val="1"/>
+      <w:numFmt w:val="lowerRoman"/>
+      <w:lvlText w:val="%9."/>
+      <w:lvlJc w:val="right"/>
+      <w:pPr>
+        <w:ind w:left="6480" w:hanging="180"/>
+      </w:pPr>
+    </w:lvl>
+  </w:abstractNum>
+  <w:abstractNum w:abstractNumId="5" w15:restartNumberingAfterBreak="0">
+    <w:nsid w:val="3A2C77C6"/>
+    <w:multiLevelType w:val="multilevel"/>
+    <w:tmpl w:val="0C09001F"/>
+    <w:lvl w:ilvl="0">
+      <w:start w:val="1"/>
+      <w:numFmt w:val="decimal"/>
+      <w:lvlText w:val="%1."/>
+      <w:lvlJc w:val="left"/>
+      <w:pPr>
+        <w:ind w:left="360" w:hanging="360"/>
+      </w:pPr>
+    </w:lvl>
+    <w:lvl w:ilvl="1">
+      <w:start w:val="1"/>
+      <w:numFmt w:val="decimal"/>
+      <w:lvlText w:val="%1.%2."/>
+      <w:lvlJc w:val="left"/>
+      <w:pPr>
+        <w:ind w:left="792" w:hanging="432"/>
+      </w:pPr>
+    </w:lvl>
+    <w:lvl w:ilvl="2">
+      <w:start w:val="1"/>
+      <w:numFmt w:val="decimal"/>
+      <w:lvlText w:val="%1.%2.%3."/>
+      <w:lvlJc w:val="left"/>
+      <w:pPr>
+        <w:ind w:left="1224" w:hanging="504"/>
+      </w:pPr>
+    </w:lvl>
+    <w:lvl w:ilvl="3">
+      <w:start w:val="1"/>
+      <w:numFmt w:val="decimal"/>
+      <w:lvlText w:val="%1.%2.%3.%4."/>
+      <w:lvlJc w:val="left"/>
+      <w:pPr>
+        <w:ind w:left="1728" w:hanging="648"/>
+      </w:pPr>
+    </w:lvl>
+    <w:lvl w:ilvl="4">
+      <w:start w:val="1"/>
+      <w:numFmt w:val="decimal"/>
+      <w:lvlText w:val="%1.%2.%3.%4.%5."/>
+      <w:lvlJc w:val="left"/>
+      <w:pPr>
+        <w:ind w:left="2232" w:hanging="792"/>
+      </w:pPr>
+    </w:lvl>
+    <w:lvl w:ilvl="5">
+      <w:start w:val="1"/>
+      <w:numFmt w:val="decimal"/>
+      <w:lvlText w:val="%1.%2.%3.%4.%5.%6."/>
+      <w:lvlJc w:val="left"/>
+      <w:pPr>
+        <w:ind w:left="2736" w:hanging="936"/>
+      </w:pPr>
+    </w:lvl>
+    <w:lvl w:ilvl="6">
+      <w:start w:val="1"/>
+      <w:numFmt w:val="decimal"/>
+      <w:lvlText w:val="%1.%2.%3.%4.%5.%6.%7."/>
+      <w:lvlJc w:val="left"/>
+      <w:pPr>
+        <w:ind w:left="3240" w:hanging="1080"/>
+      </w:pPr>
+    </w:lvl>
+    <w:lvl w:ilvl="7">
+      <w:start w:val="1"/>
+      <w:numFmt w:val="decimal"/>
+      <w:lvlText w:val="%1.%2.%3.%4.%5.%6.%7.%8."/>
+      <w:lvlJc w:val="left"/>
+      <w:pPr>
+        <w:ind w:left="3744" w:hanging="1224"/>
+      </w:pPr>
+    </w:lvl>
+    <w:lvl w:ilvl="8">
+      <w:start w:val="1"/>
+      <w:numFmt w:val="decimal"/>
+      <w:lvlText w:val="%1.%2.%3.%4.%5.%6.%7.%8.%9."/>
+      <w:lvlJc w:val="left"/>
+      <w:pPr>
+        <w:ind w:left="4320" w:hanging="1440"/>
+      </w:pPr>
+    </w:lvl>
+  </w:abstractNum>
+  <w:abstractNum w:abstractNumId="6" w15:restartNumberingAfterBreak="0">
+    <w:nsid w:val="48E300DB"/>
+    <w:multiLevelType w:val="hybridMultilevel"/>
+    <w:tmpl w:val="DF0C931C"/>
+    <w:lvl w:ilvl="0" w:tplc="7D386C76">
+      <w:start w:val="1"/>
+      <w:numFmt w:val="decimal"/>
+      <w:pStyle w:val="Heading2"/>
+      <w:lvlText w:val="%1."/>
+      <w:lvlJc w:val="left"/>
+      <w:pPr>
+        <w:ind w:left="720" w:hanging="360"/>
+      </w:pPr>
+    </w:lvl>
+    <w:lvl w:ilvl="1" w:tplc="0C090019" w:tentative="1">
+      <w:start w:val="1"/>
+      <w:numFmt w:val="lowerLetter"/>
+      <w:lvlText w:val="%2."/>
+      <w:lvlJc w:val="left"/>
+      <w:pPr>
+        <w:ind w:left="1440" w:hanging="360"/>
+      </w:pPr>
+    </w:lvl>
+    <w:lvl w:ilvl="2" w:tplc="0C09001B" w:tentative="1">
+      <w:start w:val="1"/>
+      <w:numFmt w:val="lowerRoman"/>
+      <w:lvlText w:val="%3."/>
+      <w:lvlJc w:val="right"/>
+      <w:pPr>
+        <w:ind w:left="2160" w:hanging="180"/>
+      </w:pPr>
+    </w:lvl>
+    <w:lvl w:ilvl="3" w:tplc="0C09000F" w:tentative="1">
+      <w:start w:val="1"/>
+      <w:numFmt w:val="decimal"/>
+      <w:lvlText w:val="%4."/>
+      <w:lvlJc w:val="left"/>
+      <w:pPr>
+        <w:ind w:left="2880" w:hanging="360"/>
+      </w:pPr>
+    </w:lvl>
+    <w:lvl w:ilvl="4" w:tplc="0C090019" w:tentative="1">
+      <w:start w:val="1"/>
+      <w:numFmt w:val="lowerLetter"/>
+      <w:lvlText w:val="%5."/>
+      <w:lvlJc w:val="left"/>
+      <w:pPr>
+        <w:ind w:left="3600" w:hanging="360"/>
+      </w:pPr>
+    </w:lvl>
+    <w:lvl w:ilvl="5" w:tplc="0C09001B" w:tentative="1">
+      <w:start w:val="1"/>
+      <w:numFmt w:val="lowerRoman"/>
+      <w:lvlText w:val="%6."/>
+      <w:lvlJc w:val="right"/>
+      <w:pPr>
+        <w:ind w:left="4320" w:hanging="180"/>
+      </w:pPr>
+    </w:lvl>
+    <w:lvl w:ilvl="6" w:tplc="0C09000F" w:tentative="1">
+      <w:start w:val="1"/>
+      <w:numFmt w:val="decimal"/>
+      <w:lvlText w:val="%7."/>
+      <w:lvlJc w:val="left"/>
+      <w:pPr>
+        <w:ind w:left="5040" w:hanging="360"/>
+      </w:pPr>
+    </w:lvl>
+    <w:lvl w:ilvl="7" w:tplc="0C090019" w:tentative="1">
+      <w:start w:val="1"/>
+      <w:numFmt w:val="lowerLetter"/>
+      <w:lvlText w:val="%8."/>
+      <w:lvlJc w:val="left"/>
+      <w:pPr>
+        <w:ind w:left="5760" w:hanging="360"/>
+      </w:pPr>
+    </w:lvl>
+    <w:lvl w:ilvl="8" w:tplc="0C09001B" w:tentative="1">
+      <w:start w:val="1"/>
+      <w:numFmt w:val="lowerRoman"/>
+      <w:lvlText w:val="%9."/>
+      <w:lvlJc w:val="right"/>
+      <w:pPr>
+        <w:ind w:left="6480" w:hanging="180"/>
+      </w:pPr>
+    </w:lvl>
+  </w:abstractNum>
+  <w:abstractNum w:abstractNumId="7" w15:restartNumberingAfterBreak="0">
+    <w:nsid w:val="56983B8D"/>
+    <w:multiLevelType w:val="multilevel"/>
+    <w:tmpl w:val="0C09001F"/>
+    <w:lvl w:ilvl="0">
+      <w:start w:val="1"/>
+      <w:numFmt w:val="decimal"/>
+      <w:lvlText w:val="%1."/>
+      <w:lvlJc w:val="left"/>
+      <w:pPr>
+        <w:ind w:left="360" w:hanging="360"/>
+      </w:pPr>
+    </w:lvl>
+    <w:lvl w:ilvl="1">
+      <w:start w:val="1"/>
+      <w:numFmt w:val="decimal"/>
+      <w:lvlText w:val="%1.%2."/>
+      <w:lvlJc w:val="left"/>
+      <w:pPr>
+        <w:ind w:left="792" w:hanging="432"/>
+      </w:pPr>
+    </w:lvl>
+    <w:lvl w:ilvl="2">
+      <w:start w:val="1"/>
+      <w:numFmt w:val="decimal"/>
+      <w:lvlText w:val="%1.%2.%3."/>
+      <w:lvlJc w:val="left"/>
+      <w:pPr>
+        <w:ind w:left="1224" w:hanging="504"/>
+      </w:pPr>
+    </w:lvl>
+    <w:lvl w:ilvl="3">
+      <w:start w:val="1"/>
+      <w:numFmt w:val="decimal"/>
+      <w:lvlText w:val="%1.%2.%3.%4."/>
+      <w:lvlJc w:val="left"/>
+      <w:pPr>
+        <w:ind w:left="1728" w:hanging="648"/>
+      </w:pPr>
+    </w:lvl>
+    <w:lvl w:ilvl="4">
+      <w:start w:val="1"/>
+      <w:numFmt w:val="decimal"/>
+      <w:lvlText w:val="%1.%2.%3.%4.%5."/>
+      <w:lvlJc w:val="left"/>
+      <w:pPr>
+        <w:ind w:left="2232" w:hanging="792"/>
+      </w:pPr>
+    </w:lvl>
+    <w:lvl w:ilvl="5">
+      <w:start w:val="1"/>
+      <w:numFmt w:val="decimal"/>
+      <w:lvlText w:val="%1.%2.%3.%4.%5.%6."/>
+      <w:lvlJc w:val="left"/>
+      <w:pPr>
+        <w:ind w:left="2736" w:hanging="936"/>
+      </w:pPr>
+    </w:lvl>
+    <w:lvl w:ilvl="6">
+      <w:start w:val="1"/>
+      <w:numFmt w:val="decimal"/>
+      <w:lvlText w:val="%1.%2.%3.%4.%5.%6.%7."/>
+      <w:lvlJc w:val="left"/>
+      <w:pPr>
+        <w:ind w:left="3240" w:hanging="1080"/>
+      </w:pPr>
+    </w:lvl>
+    <w:lvl w:ilvl="7">
+      <w:start w:val="1"/>
+      <w:numFmt w:val="decimal"/>
+      <w:lvlText w:val="%1.%2.%3.%4.%5.%6.%7.%8."/>
+      <w:lvlJc w:val="left"/>
+      <w:pPr>
+        <w:ind w:left="3744" w:hanging="1224"/>
+      </w:pPr>
+    </w:lvl>
+    <w:lvl w:ilvl="8">
+      <w:start w:val="1"/>
+      <w:numFmt w:val="decimal"/>
+      <w:lvlText w:val="%1.%2.%3.%4.%5.%6.%7.%8.%9."/>
+      <w:lvlJc w:val="left"/>
+      <w:pPr>
+        <w:ind w:left="4320" w:hanging="1440"/>
+      </w:pPr>
+    </w:lvl>
+  </w:abstractNum>
+  <w:abstractNum w:abstractNumId="8" w15:restartNumberingAfterBreak="0">
+    <w:nsid w:val="7B9B348C"/>
+    <w:multiLevelType w:val="multilevel"/>
+    <w:tmpl w:val="0C09001F"/>
+    <w:lvl w:ilvl="0">
+      <w:start w:val="1"/>
+      <w:numFmt w:val="decimal"/>
+      <w:lvlText w:val="%1."/>
+      <w:lvlJc w:val="left"/>
+      <w:pPr>
+        <w:ind w:left="360" w:hanging="360"/>
+      </w:pPr>
+    </w:lvl>
+    <w:lvl w:ilvl="1">
+      <w:start w:val="1"/>
+      <w:numFmt w:val="decimal"/>
+      <w:lvlText w:val="%1.%2."/>
+      <w:lvlJc w:val="left"/>
+      <w:pPr>
+        <w:ind w:left="792" w:hanging="432"/>
+      </w:pPr>
+    </w:lvl>
+    <w:lvl w:ilvl="2">
+      <w:start w:val="1"/>
+      <w:numFmt w:val="decimal"/>
+      <w:lvlText w:val="%1.%2.%3."/>
+      <w:lvlJc w:val="left"/>
+      <w:pPr>
+        <w:ind w:left="1224" w:hanging="504"/>
+      </w:pPr>
+    </w:lvl>
+    <w:lvl w:ilvl="3">
+      <w:start w:val="1"/>
+      <w:numFmt w:val="decimal"/>
+      <w:lvlText w:val="%1.%2.%3.%4."/>
+      <w:lvlJc w:val="left"/>
+      <w:pPr>
+        <w:ind w:left="1728" w:hanging="648"/>
+      </w:pPr>
+    </w:lvl>
+    <w:lvl w:ilvl="4">
+      <w:start w:val="1"/>
+      <w:numFmt w:val="decimal"/>
+      <w:lvlText w:val="%1.%2.%3.%4.%5."/>
+      <w:lvlJc w:val="left"/>
+      <w:pPr>
+        <w:ind w:left="2232" w:hanging="792"/>
+      </w:pPr>
+    </w:lvl>
+    <w:lvl w:ilvl="5">
+      <w:start w:val="1"/>
+      <w:numFmt w:val="decimal"/>
+      <w:lvlText w:val="%1.%2.%3.%4.%5.%6."/>
+      <w:lvlJc w:val="left"/>
+      <w:pPr>
+        <w:ind w:left="2736" w:hanging="936"/>
+      </w:pPr>
+    </w:lvl>
+    <w:lvl w:ilvl="6">
+      <w:start w:val="1"/>
+      <w:numFmt w:val="decimal"/>
+      <w:lvlText w:val="%1.%2.%3.%4.%5.%6.%7."/>
+      <w:lvlJc w:val="left"/>
+      <w:pPr>
+        <w:ind w:left="3240" w:hanging="1080"/>
+      </w:pPr>
+    </w:lvl>
+    <w:lvl w:ilvl="7">
+      <w:start w:val="1"/>
+      <w:numFmt w:val="decimal"/>
+      <w:lvlText w:val="%1.%2.%3.%4.%5.%6.%7.%8."/>
+      <w:lvlJc w:val="left"/>
+      <w:pPr>
+        <w:ind w:left="3744" w:hanging="1224"/>
+      </w:pPr>
+    </w:lvl>
+    <w:lvl w:ilvl="8">
+      <w:start w:val="1"/>
+      <w:numFmt w:val="decimal"/>
+      <w:lvlText w:val="%1.%2.%3.%4.%5.%6.%7.%8.%9."/>
+      <w:lvlJc w:val="left"/>
+      <w:pPr>
+        <w:ind w:left="4320" w:hanging="1440"/>
+      </w:pPr>
+    </w:lvl>
+  </w:abstractNum>
   <w:num w:numId="1" w16cid:durableId="1650667902">
-    <w:abstractNumId w:val="2"/>
+    <w:abstractNumId w:val="3"/>
   </w:num>
   <w:num w:numId="2" w16cid:durableId="212280475">
     <w:abstractNumId w:val="0"/>
   </w:num>
   <w:num w:numId="3" w16cid:durableId="963316209">
     <w:abstractNumId w:val="1"/>
+  </w:num>
+  <w:num w:numId="4" w16cid:durableId="1063527880">
+    <w:abstractNumId w:val="2"/>
+  </w:num>
+  <w:num w:numId="5" w16cid:durableId="1328440301">
+    <w:abstractNumId w:val="7"/>
+  </w:num>
+  <w:num w:numId="6" w16cid:durableId="352875897">
+    <w:abstractNumId w:val="8"/>
+  </w:num>
+  <w:num w:numId="7" w16cid:durableId="2064401553">
+    <w:abstractNumId w:val="5"/>
+  </w:num>
+  <w:num w:numId="8" w16cid:durableId="770591970">
+    <w:abstractNumId w:val="6"/>
+  </w:num>
+  <w:num w:numId="9" w16cid:durableId="117267032">
+    <w:abstractNumId w:val="4"/>
   </w:num>
 </w:numbering>
 </file>
@@ -1163,9 +1697,9 @@
   <w:style w:type="paragraph" w:default="1" w:styleId="Normal">
     <w:name w:val="Normal"/>
     <w:qFormat/>
-    <w:rsid w:val="004E7FA2"/>
-    <w:rPr>
-      <w:rFonts w:ascii="Arial" w:hAnsi="Arial"/>
+    <w:rsid w:val="000C5060"/>
+    <w:rPr>
+      <w:rFonts w:ascii="Calibri" w:hAnsi="Calibri"/>
       <w:sz w:val="22"/>
     </w:rPr>
   </w:style>
@@ -1175,18 +1709,19 @@
     <w:next w:val="BodyText"/>
     <w:uiPriority w:val="9"/>
     <w:qFormat/>
-    <w:rsid w:val="004E7FA2"/>
+    <w:rsid w:val="003D4EC7"/>
     <w:pPr>
       <w:keepNext/>
       <w:keepLines/>
       <w:numPr>
-        <w:numId w:val="3"/>
+        <w:numId w:val="4"/>
       </w:numPr>
       <w:spacing w:before="240" w:after="0"/>
+      <w:ind w:left="357" w:hanging="357"/>
       <w:outlineLvl w:val="0"/>
     </w:pPr>
     <w:rPr>
-      <w:rFonts w:ascii="Calibri" w:eastAsiaTheme="majorEastAsia" w:hAnsi="Calibri" w:cstheme="majorBidi"/>
+      <w:rFonts w:eastAsiaTheme="majorEastAsia" w:cstheme="majorBidi"/>
       <w:b/>
       <w:bCs/>
       <w:sz w:val="24"/>
@@ -1200,8 +1735,11 @@
     <w:uiPriority w:val="9"/>
     <w:unhideWhenUsed/>
     <w:qFormat/>
-    <w:rsid w:val="004E7FA2"/>
-    <w:pPr>
+    <w:rsid w:val="00792C66"/>
+    <w:pPr>
+      <w:numPr>
+        <w:numId w:val="8"/>
+      </w:numPr>
       <w:spacing w:before="200"/>
       <w:outlineLvl w:val="1"/>
     </w:pPr>
@@ -1220,6 +1758,9 @@
     <w:qFormat/>
     <w:rsid w:val="004E7FA2"/>
     <w:pPr>
+      <w:numPr>
+        <w:numId w:val="9"/>
+      </w:numPr>
       <w:spacing w:before="200"/>
       <w:outlineLvl w:val="2"/>
     </w:pPr>
@@ -1378,7 +1919,7 @@
       <w:jc w:val="both"/>
     </w:pPr>
     <w:rPr>
-      <w:rFonts w:ascii="Calibri" w:hAnsi="Calibri" w:cs="Kalinga"/>
+      <w:rFonts w:cs="Kalinga"/>
     </w:rPr>
   </w:style>
   <w:style w:type="paragraph" w:customStyle="1" w:styleId="FirstParagraph">
@@ -1408,7 +1949,7 @@
       <w:jc w:val="center"/>
     </w:pPr>
     <w:rPr>
-      <w:rFonts w:ascii="Calibri" w:eastAsiaTheme="majorEastAsia" w:hAnsi="Calibri" w:cstheme="majorBidi"/>
+      <w:rFonts w:eastAsiaTheme="majorEastAsia" w:cstheme="majorBidi"/>
       <w:bCs/>
       <w:sz w:val="56"/>
       <w:szCs w:val="36"/>
@@ -1489,6 +2030,13 @@
     <w:uiPriority w:val="9"/>
     <w:unhideWhenUsed/>
     <w:qFormat/>
+    <w:rsid w:val="00CF3583"/>
+    <w:pPr>
+      <w:spacing w:after="0"/>
+    </w:pPr>
+    <w:rPr>
+      <w:sz w:val="18"/>
+    </w:rPr>
   </w:style>
   <w:style w:type="table" w:customStyle="1" w:styleId="Table">
     <w:name w:val="Table"/>
@@ -2194,13 +2742,6 @@
     <w:pitch w:val="variable"/>
     <w:sig w:usb0="E0002EFF" w:usb1="C000785B" w:usb2="00000009" w:usb3="00000000" w:csb0="000001FF" w:csb1="00000000"/>
   </w:font>
-  <w:font w:name="Arial">
-    <w:panose1 w:val="020B0604020202020204"/>
-    <w:charset w:val="00"/>
-    <w:family w:val="swiss"/>
-    <w:pitch w:val="variable"/>
-    <w:sig w:usb0="E0002EFF" w:usb1="C000785B" w:usb2="00000009" w:usb3="00000000" w:csb0="000001FF" w:csb1="00000000"/>
-  </w:font>
   <w:font w:name="Calibri">
     <w:panose1 w:val="020F0502020204030204"/>
     <w:charset w:val="00"/>
@@ -2266,22 +2807,38 @@
   </w:compat>
   <w:rsids>
     <w:rsidRoot w:val="00986F4B"/>
+    <w:rsid w:val="00020979"/>
     <w:rsid w:val="000453CD"/>
+    <w:rsid w:val="0008430B"/>
+    <w:rsid w:val="0010049E"/>
+    <w:rsid w:val="001524EE"/>
     <w:rsid w:val="002B42A8"/>
     <w:rsid w:val="002D39A9"/>
     <w:rsid w:val="002D5DB0"/>
+    <w:rsid w:val="003811D7"/>
     <w:rsid w:val="003E67C5"/>
+    <w:rsid w:val="004223CE"/>
     <w:rsid w:val="0046362F"/>
+    <w:rsid w:val="004909C1"/>
     <w:rsid w:val="00492A21"/>
     <w:rsid w:val="004F175F"/>
+    <w:rsid w:val="005173DD"/>
     <w:rsid w:val="005E4326"/>
+    <w:rsid w:val="006C3442"/>
     <w:rsid w:val="00741BC5"/>
+    <w:rsid w:val="00770193"/>
     <w:rsid w:val="007A1FC3"/>
     <w:rsid w:val="00845C9F"/>
+    <w:rsid w:val="00874C95"/>
+    <w:rsid w:val="00910CB2"/>
     <w:rsid w:val="009116AE"/>
+    <w:rsid w:val="00945F4C"/>
     <w:rsid w:val="00986F4B"/>
+    <w:rsid w:val="009C3C6C"/>
+    <w:rsid w:val="00A2743B"/>
     <w:rsid w:val="00A66767"/>
     <w:rsid w:val="00A94C25"/>
+    <w:rsid w:val="00BE06AD"/>
     <w:rsid w:val="00CC0F72"/>
     <w:rsid w:val="00D14FEA"/>
     <w:rsid w:val="00D91D1E"/>
@@ -2289,6 +2846,9 @@
     <w:rsid w:val="00E80230"/>
     <w:rsid w:val="00EA4AC8"/>
     <w:rsid w:val="00F35262"/>
+    <w:rsid w:val="00F85740"/>
+    <w:rsid w:val="00FC0B2E"/>
+    <w:rsid w:val="00FE1853"/>
   </w:rsids>
   <m:mathPr>
     <m:mathFont m:val="Cambria Math"/>
